--- a/ai_automation/a1_automation_using_n8n.docx
+++ b/ai_automation/a1_automation_using_n8n.docx
@@ -549,7 +549,23 @@
           <w:sz w:val="36"/>
           <w:szCs w:val="36"/>
         </w:rPr>
-        <w:t xml:space="preserve"> I want a 5 minit video script for AI will replace me.</w:t>
+        <w:t xml:space="preserve"> I want a 5 </w:t>
+      </w:r>
+      <w:proofErr w:type="spellStart"/>
+      <w:r>
+        <w:rPr>
+          <w:sz w:val="36"/>
+          <w:szCs w:val="36"/>
+        </w:rPr>
+        <w:t>minit</w:t>
+      </w:r>
+      <w:proofErr w:type="spellEnd"/>
+      <w:r>
+        <w:rPr>
+          <w:sz w:val="36"/>
+          <w:szCs w:val="36"/>
+        </w:rPr>
+        <w:t xml:space="preserve"> video script for AI will replace me.</w:t>
       </w:r>
     </w:p>
     <w:p>
@@ -1010,6 +1026,7 @@
         </w:rPr>
         <w:t xml:space="preserve"> and sending </w:t>
       </w:r>
+      <w:proofErr w:type="spellStart"/>
       <w:r>
         <w:rPr>
           <w:b/>
@@ -1019,6 +1036,7 @@
         </w:rPr>
         <w:t>hi</w:t>
       </w:r>
+      <w:proofErr w:type="spellEnd"/>
       <w:r>
         <w:rPr>
           <w:sz w:val="36"/>
@@ -1078,47 +1096,107 @@
           <w:sz w:val="36"/>
           <w:szCs w:val="36"/>
         </w:rPr>
-        <w:t>"action": "sendMessage",</w:t>
-      </w:r>
-    </w:p>
-    <w:p>
-      <w:pPr>
-        <w:jc w:val="both"/>
-        <w:rPr>
-          <w:b/>
-          <w:bCs/>
-          <w:sz w:val="36"/>
-          <w:szCs w:val="36"/>
-        </w:rPr>
-      </w:pPr>
-      <w:r>
-        <w:rPr>
-          <w:b/>
-          <w:bCs/>
-          <w:sz w:val="36"/>
-          <w:szCs w:val="36"/>
-        </w:rPr>
-        <w:t xml:space="preserve"> "sessionId": "88a9c95fe88b494194249787e888df78", </w:t>
-      </w:r>
-    </w:p>
-    <w:p>
-      <w:pPr>
-        <w:jc w:val="both"/>
-        <w:rPr>
-          <w:b/>
-          <w:bCs/>
-          <w:sz w:val="36"/>
-          <w:szCs w:val="36"/>
-        </w:rPr>
-      </w:pPr>
-      <w:r>
-        <w:rPr>
-          <w:b/>
-          <w:bCs/>
-          <w:sz w:val="36"/>
-          <w:szCs w:val="36"/>
-        </w:rPr>
-        <w:t xml:space="preserve">"chatInput": "hi" </w:t>
+        <w:t>"action": "</w:t>
+      </w:r>
+      <w:proofErr w:type="spellStart"/>
+      <w:r>
+        <w:rPr>
+          <w:b/>
+          <w:bCs/>
+          <w:sz w:val="36"/>
+          <w:szCs w:val="36"/>
+        </w:rPr>
+        <w:t>sendMessage</w:t>
+      </w:r>
+      <w:proofErr w:type="spellEnd"/>
+      <w:r>
+        <w:rPr>
+          <w:b/>
+          <w:bCs/>
+          <w:sz w:val="36"/>
+          <w:szCs w:val="36"/>
+        </w:rPr>
+        <w:t>",</w:t>
+      </w:r>
+    </w:p>
+    <w:p>
+      <w:pPr>
+        <w:jc w:val="both"/>
+        <w:rPr>
+          <w:b/>
+          <w:bCs/>
+          <w:sz w:val="36"/>
+          <w:szCs w:val="36"/>
+        </w:rPr>
+      </w:pPr>
+      <w:r>
+        <w:rPr>
+          <w:b/>
+          <w:bCs/>
+          <w:sz w:val="36"/>
+          <w:szCs w:val="36"/>
+        </w:rPr>
+        <w:t xml:space="preserve"> "</w:t>
+      </w:r>
+      <w:proofErr w:type="spellStart"/>
+      <w:r>
+        <w:rPr>
+          <w:b/>
+          <w:bCs/>
+          <w:sz w:val="36"/>
+          <w:szCs w:val="36"/>
+        </w:rPr>
+        <w:t>sessionId</w:t>
+      </w:r>
+      <w:proofErr w:type="spellEnd"/>
+      <w:r>
+        <w:rPr>
+          <w:b/>
+          <w:bCs/>
+          <w:sz w:val="36"/>
+          <w:szCs w:val="36"/>
+        </w:rPr>
+        <w:t xml:space="preserve">": "88a9c95fe88b494194249787e888df78", </w:t>
+      </w:r>
+    </w:p>
+    <w:p>
+      <w:pPr>
+        <w:jc w:val="both"/>
+        <w:rPr>
+          <w:b/>
+          <w:bCs/>
+          <w:sz w:val="36"/>
+          <w:szCs w:val="36"/>
+        </w:rPr>
+      </w:pPr>
+      <w:r>
+        <w:rPr>
+          <w:b/>
+          <w:bCs/>
+          <w:sz w:val="36"/>
+          <w:szCs w:val="36"/>
+        </w:rPr>
+        <w:t>"</w:t>
+      </w:r>
+      <w:proofErr w:type="spellStart"/>
+      <w:r>
+        <w:rPr>
+          <w:b/>
+          <w:bCs/>
+          <w:sz w:val="36"/>
+          <w:szCs w:val="36"/>
+        </w:rPr>
+        <w:t>chatInput</w:t>
+      </w:r>
+      <w:proofErr w:type="spellEnd"/>
+      <w:r>
+        <w:rPr>
+          <w:b/>
+          <w:bCs/>
+          <w:sz w:val="36"/>
+          <w:szCs w:val="36"/>
+        </w:rPr>
+        <w:t xml:space="preserve">": "hi" </w:t>
       </w:r>
     </w:p>
     <w:p>
@@ -1254,6 +1332,7 @@
         </w:rPr>
         <w:t xml:space="preserve">’s Chat Model. Search for </w:t>
       </w:r>
+      <w:proofErr w:type="spellStart"/>
       <w:r>
         <w:rPr>
           <w:b/>
@@ -1263,6 +1342,7 @@
         </w:rPr>
         <w:t>Groq</w:t>
       </w:r>
+      <w:proofErr w:type="spellEnd"/>
       <w:r>
         <w:rPr>
           <w:sz w:val="36"/>
@@ -1492,6 +1572,7 @@
         </w:rPr>
         <w:t xml:space="preserve">” and then from the left side drag-and-drop </w:t>
       </w:r>
+      <w:proofErr w:type="spellStart"/>
       <w:r>
         <w:rPr>
           <w:b/>
@@ -1501,6 +1582,7 @@
         </w:rPr>
         <w:t>chatInput</w:t>
       </w:r>
+      <w:proofErr w:type="spellEnd"/>
       <w:r>
         <w:rPr>
           <w:b/>
@@ -1678,7 +1760,23 @@
           <w:szCs w:val="36"/>
         </w:rPr>
         <w:lastRenderedPageBreak/>
-        <w:t xml:space="preserve"># Just go to work space of the workflow and on then very top-right side, click on three dots and hit </w:t>
+        <w:t xml:space="preserve"># Just go to work space of the workflow and on </w:t>
+      </w:r>
+      <w:proofErr w:type="spellStart"/>
+      <w:r>
+        <w:rPr>
+          <w:sz w:val="36"/>
+          <w:szCs w:val="36"/>
+        </w:rPr>
+        <w:t>then</w:t>
+      </w:r>
+      <w:proofErr w:type="spellEnd"/>
+      <w:r>
+        <w:rPr>
+          <w:sz w:val="36"/>
+          <w:szCs w:val="36"/>
+        </w:rPr>
+        <w:t xml:space="preserve"> very top-right side, click on three dots and hit </w:t>
       </w:r>
       <w:r>
         <w:rPr>
@@ -1696,6 +1794,7 @@
         </w:rPr>
         <w:t xml:space="preserve">. It will be downloaded as a JSON file (like </w:t>
       </w:r>
+      <w:proofErr w:type="spellStart"/>
       <w:r>
         <w:rPr>
           <w:b/>
@@ -1705,6 +1804,7 @@
         </w:rPr>
         <w:t>Fire.json</w:t>
       </w:r>
+      <w:proofErr w:type="spellEnd"/>
       <w:r>
         <w:rPr>
           <w:sz w:val="36"/>
@@ -1753,6 +1853,1129 @@
         </w:rPr>
         <w:t>Delete Permanently</w:t>
       </w:r>
+    </w:p>
+    <w:p>
+      <w:pPr>
+        <w:jc w:val="both"/>
+        <w:rPr>
+          <w:sz w:val="36"/>
+          <w:szCs w:val="36"/>
+        </w:rPr>
+      </w:pPr>
+    </w:p>
+    <w:p>
+      <w:pPr>
+        <w:jc w:val="both"/>
+        <w:rPr>
+          <w:sz w:val="36"/>
+          <w:szCs w:val="36"/>
+        </w:rPr>
+      </w:pPr>
+      <w:r>
+        <w:rPr>
+          <w:sz w:val="36"/>
+          <w:szCs w:val="36"/>
+        </w:rPr>
+        <w:t>Advanced, Add Memory to Chat Bot:</w:t>
+      </w:r>
+    </w:p>
+    <w:p>
+      <w:pPr>
+        <w:jc w:val="both"/>
+        <w:rPr>
+          <w:sz w:val="36"/>
+          <w:szCs w:val="36"/>
+        </w:rPr>
+      </w:pPr>
+      <w:r>
+        <w:rPr>
+          <w:sz w:val="36"/>
+          <w:szCs w:val="36"/>
+        </w:rPr>
+        <w:t># If send a message to the chat specifying our name and then ask it again what’s my name it won’t be able to tell our name because it doesn’t have memory.</w:t>
+      </w:r>
+    </w:p>
+    <w:p>
+      <w:pPr>
+        <w:jc w:val="both"/>
+        <w:rPr>
+          <w:sz w:val="36"/>
+          <w:szCs w:val="36"/>
+        </w:rPr>
+      </w:pPr>
+      <w:r>
+        <w:rPr>
+          <w:sz w:val="36"/>
+          <w:szCs w:val="36"/>
+        </w:rPr>
+        <w:t># To add memory just simply click on “</w:t>
+      </w:r>
+      <w:r>
+        <w:rPr>
+          <w:b/>
+          <w:bCs/>
+          <w:sz w:val="36"/>
+          <w:szCs w:val="36"/>
+        </w:rPr>
+        <w:t>+</w:t>
+      </w:r>
+      <w:r>
+        <w:rPr>
+          <w:sz w:val="36"/>
+          <w:szCs w:val="36"/>
+        </w:rPr>
+        <w:t xml:space="preserve">” memory icon of </w:t>
+      </w:r>
+      <w:r>
+        <w:rPr>
+          <w:b/>
+          <w:bCs/>
+          <w:sz w:val="36"/>
+          <w:szCs w:val="36"/>
+        </w:rPr>
+        <w:t>AI-Agent</w:t>
+      </w:r>
+      <w:r>
+        <w:rPr>
+          <w:sz w:val="36"/>
+          <w:szCs w:val="36"/>
+        </w:rPr>
+        <w:t>. We have multiple options for memory like databases:</w:t>
+      </w:r>
+    </w:p>
+    <w:p>
+      <w:pPr>
+        <w:pStyle w:val="ListParagraph"/>
+        <w:numPr>
+          <w:ilvl w:val="0"/>
+          <w:numId w:val="3"/>
+        </w:numPr>
+        <w:jc w:val="both"/>
+        <w:rPr>
+          <w:sz w:val="36"/>
+          <w:szCs w:val="36"/>
+        </w:rPr>
+      </w:pPr>
+      <w:r>
+        <w:rPr>
+          <w:sz w:val="36"/>
+          <w:szCs w:val="36"/>
+        </w:rPr>
+        <w:t>MongoDB</w:t>
+      </w:r>
+    </w:p>
+    <w:p>
+      <w:pPr>
+        <w:pStyle w:val="ListParagraph"/>
+        <w:numPr>
+          <w:ilvl w:val="0"/>
+          <w:numId w:val="3"/>
+        </w:numPr>
+        <w:jc w:val="both"/>
+        <w:rPr>
+          <w:sz w:val="36"/>
+          <w:szCs w:val="36"/>
+        </w:rPr>
+      </w:pPr>
+      <w:r>
+        <w:rPr>
+          <w:sz w:val="36"/>
+          <w:szCs w:val="36"/>
+        </w:rPr>
+        <w:t>Postgres</w:t>
+      </w:r>
+    </w:p>
+    <w:p>
+      <w:pPr>
+        <w:pStyle w:val="ListParagraph"/>
+        <w:numPr>
+          <w:ilvl w:val="0"/>
+          <w:numId w:val="3"/>
+        </w:numPr>
+        <w:jc w:val="both"/>
+        <w:rPr>
+          <w:sz w:val="36"/>
+          <w:szCs w:val="36"/>
+        </w:rPr>
+      </w:pPr>
+      <w:r>
+        <w:rPr>
+          <w:sz w:val="36"/>
+          <w:szCs w:val="36"/>
+        </w:rPr>
+        <w:t>Redis</w:t>
+      </w:r>
+    </w:p>
+    <w:p>
+      <w:pPr>
+        <w:pStyle w:val="ListParagraph"/>
+        <w:numPr>
+          <w:ilvl w:val="0"/>
+          <w:numId w:val="3"/>
+        </w:numPr>
+        <w:jc w:val="both"/>
+        <w:rPr>
+          <w:sz w:val="36"/>
+          <w:szCs w:val="36"/>
+        </w:rPr>
+      </w:pPr>
+      <w:proofErr w:type="spellStart"/>
+      <w:r>
+        <w:rPr>
+          <w:sz w:val="36"/>
+          <w:szCs w:val="36"/>
+        </w:rPr>
+        <w:t>Xata</w:t>
+      </w:r>
+      <w:proofErr w:type="spellEnd"/>
+    </w:p>
+    <w:p>
+      <w:pPr>
+        <w:jc w:val="both"/>
+        <w:rPr>
+          <w:sz w:val="36"/>
+          <w:szCs w:val="36"/>
+        </w:rPr>
+      </w:pPr>
+      <w:r>
+        <w:rPr>
+          <w:sz w:val="36"/>
+          <w:szCs w:val="36"/>
+        </w:rPr>
+        <w:t xml:space="preserve"># But we’ll select </w:t>
+      </w:r>
+      <w:r>
+        <w:rPr>
+          <w:b/>
+          <w:bCs/>
+          <w:sz w:val="36"/>
+          <w:szCs w:val="36"/>
+        </w:rPr>
+        <w:t>Simple Memory</w:t>
+      </w:r>
+      <w:r>
+        <w:rPr>
+          <w:sz w:val="36"/>
+          <w:szCs w:val="36"/>
+        </w:rPr>
+        <w:t xml:space="preserve"> (stores in n8n memory, so no credential required)</w:t>
+      </w:r>
+    </w:p>
+    <w:p>
+      <w:pPr>
+        <w:jc w:val="both"/>
+        <w:rPr>
+          <w:sz w:val="36"/>
+          <w:szCs w:val="36"/>
+        </w:rPr>
+      </w:pPr>
+      <w:r>
+        <w:rPr>
+          <w:sz w:val="36"/>
+          <w:szCs w:val="36"/>
+        </w:rPr>
+        <w:t># After connecting it. Set context window length to 5 or 10 (number of past messages to store). Now it can remember our name</w:t>
+      </w:r>
+    </w:p>
+    <w:p>
+      <w:pPr>
+        <w:jc w:val="both"/>
+        <w:rPr>
+          <w:sz w:val="36"/>
+          <w:szCs w:val="36"/>
+        </w:rPr>
+      </w:pPr>
+    </w:p>
+    <w:p>
+      <w:pPr>
+        <w:jc w:val="both"/>
+        <w:rPr>
+          <w:sz w:val="36"/>
+          <w:szCs w:val="36"/>
+        </w:rPr>
+      </w:pPr>
+    </w:p>
+    <w:p>
+      <w:pPr>
+        <w:jc w:val="both"/>
+        <w:rPr>
+          <w:b/>
+          <w:bCs/>
+          <w:sz w:val="36"/>
+          <w:szCs w:val="36"/>
+        </w:rPr>
+      </w:pPr>
+      <w:r>
+        <w:rPr>
+          <w:b/>
+          <w:bCs/>
+          <w:sz w:val="36"/>
+          <w:szCs w:val="36"/>
+        </w:rPr>
+        <w:lastRenderedPageBreak/>
+        <w:t>Creating An Email Agent:</w:t>
+      </w:r>
+    </w:p>
+    <w:p>
+      <w:pPr>
+        <w:jc w:val="both"/>
+        <w:rPr>
+          <w:sz w:val="36"/>
+          <w:szCs w:val="36"/>
+        </w:rPr>
+      </w:pPr>
+      <w:r>
+        <w:rPr>
+          <w:sz w:val="36"/>
+          <w:szCs w:val="36"/>
+        </w:rPr>
+        <w:t xml:space="preserve"># Copy </w:t>
+      </w:r>
+      <w:r>
+        <w:rPr>
+          <w:sz w:val="36"/>
+          <w:szCs w:val="36"/>
+        </w:rPr>
+        <w:t>pastes</w:t>
+      </w:r>
+      <w:r>
+        <w:rPr>
+          <w:sz w:val="36"/>
+          <w:szCs w:val="36"/>
+        </w:rPr>
+        <w:t xml:space="preserve"> the same thing in Email Agent. The</w:t>
+      </w:r>
+      <w:r>
+        <w:rPr>
+          <w:sz w:val="36"/>
+          <w:szCs w:val="36"/>
+        </w:rPr>
+        <w:t xml:space="preserve"> same</w:t>
+      </w:r>
+      <w:r>
+        <w:rPr>
+          <w:sz w:val="36"/>
+          <w:szCs w:val="36"/>
+        </w:rPr>
+        <w:t>:</w:t>
+      </w:r>
+    </w:p>
+    <w:p>
+      <w:pPr>
+        <w:pStyle w:val="ListParagraph"/>
+        <w:numPr>
+          <w:ilvl w:val="0"/>
+          <w:numId w:val="4"/>
+        </w:numPr>
+        <w:jc w:val="both"/>
+        <w:rPr>
+          <w:sz w:val="36"/>
+          <w:szCs w:val="36"/>
+        </w:rPr>
+      </w:pPr>
+      <w:r>
+        <w:rPr>
+          <w:sz w:val="36"/>
+          <w:szCs w:val="36"/>
+        </w:rPr>
+        <w:t>AI-Agent</w:t>
+      </w:r>
+    </w:p>
+    <w:p>
+      <w:pPr>
+        <w:pStyle w:val="ListParagraph"/>
+        <w:numPr>
+          <w:ilvl w:val="0"/>
+          <w:numId w:val="4"/>
+        </w:numPr>
+        <w:jc w:val="both"/>
+        <w:rPr>
+          <w:sz w:val="36"/>
+          <w:szCs w:val="36"/>
+        </w:rPr>
+      </w:pPr>
+      <w:r>
+        <w:rPr>
+          <w:sz w:val="36"/>
+          <w:szCs w:val="36"/>
+        </w:rPr>
+        <w:t>Chat Model (</w:t>
+      </w:r>
+      <w:proofErr w:type="spellStart"/>
+      <w:r>
+        <w:rPr>
+          <w:b/>
+          <w:bCs/>
+          <w:sz w:val="36"/>
+          <w:szCs w:val="36"/>
+        </w:rPr>
+        <w:t>Groq</w:t>
+      </w:r>
+      <w:r>
+        <w:rPr>
+          <w:sz w:val="36"/>
+          <w:szCs w:val="36"/>
+        </w:rPr>
+        <w:t>’s</w:t>
+      </w:r>
+      <w:proofErr w:type="spellEnd"/>
+      <w:r>
+        <w:rPr>
+          <w:sz w:val="36"/>
+          <w:szCs w:val="36"/>
+        </w:rPr>
+        <w:t xml:space="preserve"> model,</w:t>
+      </w:r>
+      <w:r>
+        <w:rPr>
+          <w:sz w:val="36"/>
+          <w:szCs w:val="36"/>
+        </w:rPr>
+        <w:t xml:space="preserve"> </w:t>
+      </w:r>
+      <w:r>
+        <w:rPr>
+          <w:b/>
+          <w:bCs/>
+          <w:sz w:val="36"/>
+          <w:szCs w:val="36"/>
+        </w:rPr>
+        <w:t>meta-llama</w:t>
+      </w:r>
+      <w:proofErr w:type="gramStart"/>
+      <w:r>
+        <w:rPr>
+          <w:b/>
+          <w:bCs/>
+          <w:sz w:val="36"/>
+          <w:szCs w:val="36"/>
+        </w:rPr>
+        <w:t>/..</w:t>
+      </w:r>
+      <w:proofErr w:type="gramEnd"/>
+      <w:r>
+        <w:rPr>
+          <w:b/>
+          <w:bCs/>
+          <w:sz w:val="36"/>
+          <w:szCs w:val="36"/>
+        </w:rPr>
+        <w:t>17b-16e-instruct</w:t>
+      </w:r>
+      <w:r>
+        <w:rPr>
+          <w:sz w:val="36"/>
+          <w:szCs w:val="36"/>
+        </w:rPr>
+        <w:t>)</w:t>
+      </w:r>
+    </w:p>
+    <w:p>
+      <w:pPr>
+        <w:pStyle w:val="ListParagraph"/>
+        <w:numPr>
+          <w:ilvl w:val="0"/>
+          <w:numId w:val="4"/>
+        </w:numPr>
+        <w:jc w:val="both"/>
+        <w:rPr>
+          <w:sz w:val="36"/>
+          <w:szCs w:val="36"/>
+        </w:rPr>
+      </w:pPr>
+      <w:r>
+        <w:rPr>
+          <w:sz w:val="36"/>
+          <w:szCs w:val="36"/>
+        </w:rPr>
+        <w:t>Simple Memory</w:t>
+      </w:r>
+    </w:p>
+    <w:p>
+      <w:pPr>
+        <w:jc w:val="both"/>
+        <w:rPr>
+          <w:sz w:val="36"/>
+          <w:szCs w:val="36"/>
+        </w:rPr>
+      </w:pPr>
+      <w:r>
+        <w:rPr>
+          <w:sz w:val="36"/>
+          <w:szCs w:val="36"/>
+        </w:rPr>
+        <w:t># But trigger is different. Instead of On Chat Received we use Gmail Trigger</w:t>
+      </w:r>
+    </w:p>
+    <w:p>
+      <w:pPr>
+        <w:jc w:val="both"/>
+        <w:rPr>
+          <w:sz w:val="36"/>
+          <w:szCs w:val="36"/>
+        </w:rPr>
+      </w:pPr>
+    </w:p>
+    <w:p>
+      <w:pPr>
+        <w:jc w:val="both"/>
+        <w:rPr>
+          <w:sz w:val="36"/>
+          <w:szCs w:val="36"/>
+        </w:rPr>
+      </w:pPr>
+      <w:r>
+        <w:rPr>
+          <w:sz w:val="36"/>
+          <w:szCs w:val="36"/>
+        </w:rPr>
+        <w:t>Step-1 Set Gmail:</w:t>
+      </w:r>
+    </w:p>
+    <w:p>
+      <w:pPr>
+        <w:jc w:val="both"/>
+        <w:rPr>
+          <w:sz w:val="36"/>
+          <w:szCs w:val="36"/>
+        </w:rPr>
+      </w:pPr>
+      <w:r>
+        <w:rPr>
+          <w:sz w:val="36"/>
+          <w:szCs w:val="36"/>
+        </w:rPr>
+        <w:t xml:space="preserve"># Search for Gmail Trigger and connect it to left side of </w:t>
+      </w:r>
+      <w:r>
+        <w:rPr>
+          <w:b/>
+          <w:bCs/>
+          <w:sz w:val="36"/>
+          <w:szCs w:val="36"/>
+        </w:rPr>
+        <w:t>AI-Agent</w:t>
+      </w:r>
+      <w:r>
+        <w:rPr>
+          <w:sz w:val="36"/>
+          <w:szCs w:val="36"/>
+        </w:rPr>
+        <w:t>. Then in credential sign in to Gmail account</w:t>
+      </w:r>
+    </w:p>
+    <w:p>
+      <w:pPr>
+        <w:jc w:val="both"/>
+        <w:rPr>
+          <w:sz w:val="36"/>
+          <w:szCs w:val="36"/>
+        </w:rPr>
+      </w:pPr>
+      <w:r>
+        <w:rPr>
+          <w:sz w:val="36"/>
+          <w:szCs w:val="36"/>
+        </w:rPr>
+        <w:t># We can select mode and max emails per Poll. Then send an email to our account and click on</w:t>
+      </w:r>
+      <w:r>
+        <w:rPr>
+          <w:b/>
+          <w:bCs/>
+          <w:sz w:val="36"/>
+          <w:szCs w:val="36"/>
+        </w:rPr>
+        <w:t xml:space="preserve"> Fetch Test Event</w:t>
+      </w:r>
+      <w:r>
+        <w:rPr>
+          <w:sz w:val="36"/>
+          <w:szCs w:val="36"/>
+        </w:rPr>
+        <w:t>. Our sent email will be fetched on the trigger</w:t>
+      </w:r>
+    </w:p>
+    <w:p>
+      <w:pPr>
+        <w:jc w:val="both"/>
+        <w:rPr>
+          <w:sz w:val="36"/>
+          <w:szCs w:val="36"/>
+        </w:rPr>
+      </w:pPr>
+      <w:r>
+        <w:rPr>
+          <w:sz w:val="36"/>
+          <w:szCs w:val="36"/>
+        </w:rPr>
+        <w:t xml:space="preserve"># In the </w:t>
+      </w:r>
+      <w:r>
+        <w:rPr>
+          <w:b/>
+          <w:bCs/>
+          <w:sz w:val="36"/>
+          <w:szCs w:val="36"/>
+        </w:rPr>
+        <w:t>Filters</w:t>
+      </w:r>
+      <w:r>
+        <w:rPr>
+          <w:sz w:val="36"/>
+          <w:szCs w:val="36"/>
+        </w:rPr>
+        <w:t xml:space="preserve"> section, we can add filters like </w:t>
+      </w:r>
+      <w:r>
+        <w:rPr>
+          <w:b/>
+          <w:bCs/>
+          <w:sz w:val="36"/>
+          <w:szCs w:val="36"/>
+        </w:rPr>
+        <w:t>Read Status</w:t>
+      </w:r>
+      <w:r>
+        <w:rPr>
+          <w:sz w:val="36"/>
+          <w:szCs w:val="36"/>
+        </w:rPr>
+        <w:t xml:space="preserve"> to fetch unread emails only (which will be replied to)</w:t>
+      </w:r>
+    </w:p>
+    <w:p>
+      <w:pPr>
+        <w:jc w:val="both"/>
+        <w:rPr>
+          <w:sz w:val="36"/>
+          <w:szCs w:val="36"/>
+        </w:rPr>
+      </w:pPr>
+    </w:p>
+    <w:p>
+      <w:pPr>
+        <w:jc w:val="both"/>
+        <w:rPr>
+          <w:sz w:val="36"/>
+          <w:szCs w:val="36"/>
+        </w:rPr>
+      </w:pPr>
+      <w:r>
+        <w:rPr>
+          <w:sz w:val="36"/>
+          <w:szCs w:val="36"/>
+        </w:rPr>
+        <w:t>Step-2, Set prompt in AI-Agent:</w:t>
+      </w:r>
+    </w:p>
+    <w:p>
+      <w:pPr>
+        <w:jc w:val="both"/>
+        <w:rPr>
+          <w:sz w:val="36"/>
+          <w:szCs w:val="36"/>
+        </w:rPr>
+      </w:pPr>
+      <w:r>
+        <w:rPr>
+          <w:sz w:val="36"/>
+          <w:szCs w:val="36"/>
+        </w:rPr>
+        <w:t xml:space="preserve"># In </w:t>
+      </w:r>
+      <w:r>
+        <w:rPr>
+          <w:b/>
+          <w:bCs/>
+          <w:sz w:val="36"/>
+          <w:szCs w:val="36"/>
+        </w:rPr>
+        <w:t>Source for Prompt</w:t>
+      </w:r>
+      <w:r>
+        <w:rPr>
+          <w:sz w:val="36"/>
+          <w:szCs w:val="36"/>
+        </w:rPr>
+        <w:t>,</w:t>
+      </w:r>
+      <w:r>
+        <w:rPr>
+          <w:sz w:val="36"/>
+          <w:szCs w:val="36"/>
+        </w:rPr>
+        <w:t xml:space="preserve"> select </w:t>
+      </w:r>
+      <w:r>
+        <w:rPr>
+          <w:b/>
+          <w:bCs/>
+          <w:sz w:val="36"/>
+          <w:szCs w:val="36"/>
+        </w:rPr>
+        <w:t>define below</w:t>
+      </w:r>
+      <w:r>
+        <w:rPr>
+          <w:sz w:val="36"/>
+          <w:szCs w:val="36"/>
+        </w:rPr>
+        <w:t xml:space="preserve">. Then specify our prompt and also from the left side drag and drop </w:t>
+      </w:r>
+      <w:r>
+        <w:rPr>
+          <w:sz w:val="36"/>
+          <w:szCs w:val="36"/>
+        </w:rPr>
+        <w:t xml:space="preserve">email </w:t>
+      </w:r>
+      <w:r>
+        <w:rPr>
+          <w:b/>
+          <w:bCs/>
+          <w:sz w:val="36"/>
+          <w:szCs w:val="36"/>
+        </w:rPr>
+        <w:t>id</w:t>
+      </w:r>
+      <w:r>
+        <w:rPr>
+          <w:b/>
+          <w:bCs/>
+          <w:sz w:val="36"/>
+          <w:szCs w:val="36"/>
+        </w:rPr>
+        <w:t xml:space="preserve"> </w:t>
+      </w:r>
+      <w:r>
+        <w:rPr>
+          <w:sz w:val="36"/>
+          <w:szCs w:val="36"/>
+        </w:rPr>
+        <w:t>at the end (we can also drop from, to, subject and payload or body of email)</w:t>
+      </w:r>
+    </w:p>
+    <w:p>
+      <w:pPr>
+        <w:jc w:val="both"/>
+        <w:rPr>
+          <w:sz w:val="36"/>
+          <w:szCs w:val="36"/>
+        </w:rPr>
+      </w:pPr>
+      <w:r>
+        <w:rPr>
+          <w:sz w:val="36"/>
+          <w:szCs w:val="36"/>
+        </w:rPr>
+        <w:lastRenderedPageBreak/>
+        <w:t xml:space="preserve"># Then click </w:t>
+      </w:r>
+      <w:r>
+        <w:rPr>
+          <w:b/>
+          <w:bCs/>
+          <w:sz w:val="36"/>
+          <w:szCs w:val="36"/>
+        </w:rPr>
+        <w:t xml:space="preserve">Execute Step </w:t>
+      </w:r>
+      <w:r>
+        <w:rPr>
+          <w:sz w:val="36"/>
+          <w:szCs w:val="36"/>
+        </w:rPr>
+        <w:t>and we will get output on the right side</w:t>
+      </w:r>
+    </w:p>
+    <w:p>
+      <w:pPr>
+        <w:jc w:val="both"/>
+        <w:rPr>
+          <w:sz w:val="36"/>
+          <w:szCs w:val="36"/>
+        </w:rPr>
+      </w:pPr>
+    </w:p>
+    <w:p>
+      <w:pPr>
+        <w:jc w:val="both"/>
+        <w:rPr>
+          <w:sz w:val="36"/>
+          <w:szCs w:val="36"/>
+        </w:rPr>
+      </w:pPr>
+      <w:r>
+        <w:rPr>
+          <w:sz w:val="36"/>
+          <w:szCs w:val="36"/>
+        </w:rPr>
+        <w:t>Step-3, Reply to Mail:</w:t>
+      </w:r>
+    </w:p>
+    <w:p>
+      <w:pPr>
+        <w:jc w:val="both"/>
+        <w:rPr>
+          <w:sz w:val="36"/>
+          <w:szCs w:val="36"/>
+        </w:rPr>
+      </w:pPr>
+      <w:r>
+        <w:rPr>
+          <w:sz w:val="36"/>
+          <w:szCs w:val="36"/>
+        </w:rPr>
+        <w:t xml:space="preserve"># Search Reply to a message (Gmail) and connect it to the right side of the </w:t>
+      </w:r>
+      <w:r>
+        <w:rPr>
+          <w:b/>
+          <w:bCs/>
+          <w:sz w:val="36"/>
+          <w:szCs w:val="36"/>
+        </w:rPr>
+        <w:t>AI-Agent</w:t>
+      </w:r>
+    </w:p>
+    <w:p>
+      <w:pPr>
+        <w:jc w:val="both"/>
+        <w:rPr>
+          <w:sz w:val="36"/>
+          <w:szCs w:val="36"/>
+        </w:rPr>
+      </w:pPr>
+      <w:r>
+        <w:rPr>
+          <w:sz w:val="36"/>
+          <w:szCs w:val="36"/>
+        </w:rPr>
+        <w:t xml:space="preserve"># Sing in here, in the credential section. Then select </w:t>
+      </w:r>
+      <w:r>
+        <w:rPr>
+          <w:b/>
+          <w:bCs/>
+          <w:sz w:val="36"/>
+          <w:szCs w:val="36"/>
+        </w:rPr>
+        <w:t xml:space="preserve">Resource </w:t>
+      </w:r>
+      <w:r>
+        <w:rPr>
+          <w:sz w:val="36"/>
+          <w:szCs w:val="36"/>
+        </w:rPr>
+        <w:t>to</w:t>
+      </w:r>
+      <w:r>
+        <w:rPr>
+          <w:b/>
+          <w:bCs/>
+          <w:sz w:val="36"/>
+          <w:szCs w:val="36"/>
+        </w:rPr>
+        <w:t xml:space="preserve"> message</w:t>
+      </w:r>
+      <w:r>
+        <w:rPr>
+          <w:sz w:val="36"/>
+          <w:szCs w:val="36"/>
+        </w:rPr>
+        <w:t xml:space="preserve"> and </w:t>
+      </w:r>
+      <w:r>
+        <w:rPr>
+          <w:b/>
+          <w:bCs/>
+          <w:sz w:val="36"/>
+          <w:szCs w:val="36"/>
+        </w:rPr>
+        <w:t>Operation</w:t>
+      </w:r>
+      <w:r>
+        <w:rPr>
+          <w:sz w:val="36"/>
+          <w:szCs w:val="36"/>
+        </w:rPr>
+        <w:t xml:space="preserve"> to</w:t>
+      </w:r>
+      <w:r>
+        <w:rPr>
+          <w:b/>
+          <w:bCs/>
+          <w:sz w:val="36"/>
+          <w:szCs w:val="36"/>
+        </w:rPr>
+        <w:t xml:space="preserve"> reply</w:t>
+      </w:r>
+      <w:r>
+        <w:rPr>
+          <w:b/>
+          <w:bCs/>
+          <w:sz w:val="36"/>
+          <w:szCs w:val="36"/>
+        </w:rPr>
+        <w:t xml:space="preserve"> </w:t>
+      </w:r>
+      <w:r>
+        <w:rPr>
+          <w:sz w:val="36"/>
+          <w:szCs w:val="36"/>
+        </w:rPr>
+        <w:t>(we can also set a bunch of things here like send and wait for response)</w:t>
+      </w:r>
+    </w:p>
+    <w:p>
+      <w:pPr>
+        <w:jc w:val="both"/>
+        <w:rPr>
+          <w:sz w:val="36"/>
+          <w:szCs w:val="36"/>
+        </w:rPr>
+      </w:pPr>
+      <w:r>
+        <w:rPr>
+          <w:sz w:val="36"/>
+          <w:szCs w:val="36"/>
+        </w:rPr>
+        <w:t xml:space="preserve"># In the </w:t>
+      </w:r>
+      <w:r>
+        <w:rPr>
+          <w:b/>
+          <w:bCs/>
+          <w:sz w:val="36"/>
+          <w:szCs w:val="36"/>
+        </w:rPr>
+        <w:t>message</w:t>
+      </w:r>
+      <w:r>
+        <w:rPr>
+          <w:sz w:val="36"/>
+          <w:szCs w:val="36"/>
+        </w:rPr>
+        <w:t xml:space="preserve"> </w:t>
+      </w:r>
+      <w:r>
+        <w:rPr>
+          <w:b/>
+          <w:bCs/>
+          <w:sz w:val="36"/>
+          <w:szCs w:val="36"/>
+        </w:rPr>
+        <w:t>id</w:t>
+      </w:r>
+      <w:r>
+        <w:rPr>
+          <w:sz w:val="36"/>
+          <w:szCs w:val="36"/>
+        </w:rPr>
+        <w:t>, drag-and-drop Gmail triggers id</w:t>
+      </w:r>
+    </w:p>
+    <w:p>
+      <w:pPr>
+        <w:jc w:val="both"/>
+        <w:rPr>
+          <w:sz w:val="36"/>
+          <w:szCs w:val="36"/>
+        </w:rPr>
+      </w:pPr>
+      <w:r>
+        <w:rPr>
+          <w:sz w:val="36"/>
+          <w:szCs w:val="36"/>
+        </w:rPr>
+        <w:t xml:space="preserve"># Then in the </w:t>
+      </w:r>
+      <w:r>
+        <w:rPr>
+          <w:b/>
+          <w:bCs/>
+          <w:sz w:val="36"/>
+          <w:szCs w:val="36"/>
+        </w:rPr>
+        <w:t>message</w:t>
+      </w:r>
+      <w:r>
+        <w:rPr>
+          <w:sz w:val="36"/>
+          <w:szCs w:val="36"/>
+        </w:rPr>
+        <w:t>, drag-and-drop</w:t>
+      </w:r>
+      <w:r>
+        <w:rPr>
+          <w:b/>
+          <w:bCs/>
+          <w:sz w:val="36"/>
+          <w:szCs w:val="36"/>
+        </w:rPr>
+        <w:t xml:space="preserve"> AI-Agent</w:t>
+      </w:r>
+      <w:r>
+        <w:rPr>
+          <w:sz w:val="36"/>
+          <w:szCs w:val="36"/>
+        </w:rPr>
+        <w:t>’s output (we can also add some custom things here)</w:t>
+      </w:r>
+    </w:p>
+    <w:p>
+      <w:pPr>
+        <w:jc w:val="both"/>
+        <w:rPr>
+          <w:sz w:val="36"/>
+          <w:szCs w:val="36"/>
+        </w:rPr>
+      </w:pPr>
+      <w:r>
+        <w:rPr>
+          <w:sz w:val="36"/>
+          <w:szCs w:val="36"/>
+        </w:rPr>
+        <w:t xml:space="preserve"># Finally, we have </w:t>
+      </w:r>
+      <w:r>
+        <w:rPr>
+          <w:b/>
+          <w:bCs/>
+          <w:sz w:val="36"/>
+          <w:szCs w:val="36"/>
+        </w:rPr>
+        <w:t>Options</w:t>
+      </w:r>
+      <w:r>
+        <w:rPr>
+          <w:sz w:val="36"/>
+          <w:szCs w:val="36"/>
+        </w:rPr>
+        <w:t xml:space="preserve">, click on </w:t>
+      </w:r>
+      <w:r>
+        <w:rPr>
+          <w:b/>
+          <w:bCs/>
+          <w:sz w:val="36"/>
+          <w:szCs w:val="36"/>
+        </w:rPr>
+        <w:t>add option</w:t>
+      </w:r>
+      <w:r>
+        <w:rPr>
+          <w:sz w:val="36"/>
+          <w:szCs w:val="36"/>
+        </w:rPr>
+        <w:t xml:space="preserve"> and select </w:t>
+      </w:r>
+      <w:r>
+        <w:rPr>
+          <w:b/>
+          <w:bCs/>
+          <w:sz w:val="36"/>
+          <w:szCs w:val="36"/>
+        </w:rPr>
+        <w:t>append n8n attribution</w:t>
+      </w:r>
+      <w:r>
+        <w:rPr>
+          <w:sz w:val="36"/>
+          <w:szCs w:val="36"/>
+        </w:rPr>
+        <w:t xml:space="preserve"> and disable it. In this way no n8n labels will be showed. Then click on </w:t>
+      </w:r>
+      <w:r>
+        <w:rPr>
+          <w:b/>
+          <w:bCs/>
+          <w:sz w:val="36"/>
+          <w:szCs w:val="36"/>
+        </w:rPr>
+        <w:t>execute step</w:t>
+      </w:r>
+    </w:p>
+    <w:p>
+      <w:pPr>
+        <w:jc w:val="both"/>
+        <w:rPr>
+          <w:sz w:val="36"/>
+          <w:szCs w:val="36"/>
+        </w:rPr>
+      </w:pPr>
+    </w:p>
+    <w:p>
+      <w:pPr>
+        <w:jc w:val="both"/>
+        <w:rPr>
+          <w:sz w:val="36"/>
+          <w:szCs w:val="36"/>
+        </w:rPr>
+      </w:pPr>
+      <w:r>
+        <w:rPr>
+          <w:sz w:val="36"/>
+          <w:szCs w:val="36"/>
+        </w:rPr>
+        <w:t>Publishing:</w:t>
+      </w:r>
+    </w:p>
+    <w:p>
+      <w:pPr>
+        <w:jc w:val="both"/>
+        <w:rPr>
+          <w:sz w:val="36"/>
+          <w:szCs w:val="36"/>
+        </w:rPr>
+      </w:pPr>
+      <w:r>
+        <w:rPr>
+          <w:sz w:val="36"/>
+          <w:szCs w:val="36"/>
+        </w:rPr>
+        <w:t># Then we can publish it and set when to check for emails like</w:t>
+      </w:r>
+      <w:r>
+        <w:rPr>
+          <w:sz w:val="36"/>
+          <w:szCs w:val="36"/>
+        </w:rPr>
+        <w:t xml:space="preserve"> hour</w:t>
+      </w:r>
+      <w:r>
+        <w:rPr>
+          <w:sz w:val="36"/>
+          <w:szCs w:val="36"/>
+        </w:rPr>
+        <w:t xml:space="preserve"> or </w:t>
+      </w:r>
+      <w:r>
+        <w:rPr>
+          <w:sz w:val="36"/>
+          <w:szCs w:val="36"/>
+        </w:rPr>
+        <w:t>day</w:t>
+      </w:r>
+    </w:p>
+    <w:p>
+      <w:pPr>
+        <w:jc w:val="both"/>
+        <w:rPr>
+          <w:sz w:val="36"/>
+          <w:szCs w:val="36"/>
+        </w:rPr>
+      </w:pPr>
+    </w:p>
+    <w:p>
+      <w:pPr>
+        <w:jc w:val="both"/>
+        <w:rPr>
+          <w:sz w:val="36"/>
+          <w:szCs w:val="36"/>
+        </w:rPr>
+      </w:pPr>
     </w:p>
     <w:p>
       <w:pPr>
@@ -2025,9 +3248,9 @@
     </w:lvl>
   </w:abstractNum>
   <w:abstractNum w:abstractNumId="1" w15:restartNumberingAfterBreak="0">
-    <w:nsid w:val="64583E5E"/>
+    <w:nsid w:val="20341500"/>
     <w:multiLevelType w:val="hybridMultilevel"/>
-    <w:tmpl w:val="DB98EF96"/>
+    <w:tmpl w:val="A5A42446"/>
     <w:lvl w:ilvl="0" w:tplc="04090001">
       <w:start w:val="1"/>
       <w:numFmt w:val="bullet"/>
@@ -2137,11 +3360,243 @@
       </w:rPr>
     </w:lvl>
   </w:abstractNum>
+  <w:abstractNum w:abstractNumId="2" w15:restartNumberingAfterBreak="0">
+    <w:nsid w:val="64583E5E"/>
+    <w:multiLevelType w:val="hybridMultilevel"/>
+    <w:tmpl w:val="DB98EF96"/>
+    <w:lvl w:ilvl="0" w:tplc="04090001">
+      <w:start w:val="1"/>
+      <w:numFmt w:val="bullet"/>
+      <w:lvlText w:val=""/>
+      <w:lvlJc w:val="left"/>
+      <w:pPr>
+        <w:ind w:left="360" w:hanging="360"/>
+      </w:pPr>
+      <w:rPr>
+        <w:rFonts w:ascii="Symbol" w:hAnsi="Symbol" w:hint="default"/>
+      </w:rPr>
+    </w:lvl>
+    <w:lvl w:ilvl="1" w:tplc="04090003" w:tentative="1">
+      <w:start w:val="1"/>
+      <w:numFmt w:val="bullet"/>
+      <w:lvlText w:val="o"/>
+      <w:lvlJc w:val="left"/>
+      <w:pPr>
+        <w:ind w:left="1080" w:hanging="360"/>
+      </w:pPr>
+      <w:rPr>
+        <w:rFonts w:ascii="Courier New" w:hAnsi="Courier New" w:cs="Courier New" w:hint="default"/>
+      </w:rPr>
+    </w:lvl>
+    <w:lvl w:ilvl="2" w:tplc="04090005" w:tentative="1">
+      <w:start w:val="1"/>
+      <w:numFmt w:val="bullet"/>
+      <w:lvlText w:val=""/>
+      <w:lvlJc w:val="left"/>
+      <w:pPr>
+        <w:ind w:left="1800" w:hanging="360"/>
+      </w:pPr>
+      <w:rPr>
+        <w:rFonts w:ascii="Wingdings" w:hAnsi="Wingdings" w:hint="default"/>
+      </w:rPr>
+    </w:lvl>
+    <w:lvl w:ilvl="3" w:tplc="04090001" w:tentative="1">
+      <w:start w:val="1"/>
+      <w:numFmt w:val="bullet"/>
+      <w:lvlText w:val=""/>
+      <w:lvlJc w:val="left"/>
+      <w:pPr>
+        <w:ind w:left="2520" w:hanging="360"/>
+      </w:pPr>
+      <w:rPr>
+        <w:rFonts w:ascii="Symbol" w:hAnsi="Symbol" w:hint="default"/>
+      </w:rPr>
+    </w:lvl>
+    <w:lvl w:ilvl="4" w:tplc="04090003" w:tentative="1">
+      <w:start w:val="1"/>
+      <w:numFmt w:val="bullet"/>
+      <w:lvlText w:val="o"/>
+      <w:lvlJc w:val="left"/>
+      <w:pPr>
+        <w:ind w:left="3240" w:hanging="360"/>
+      </w:pPr>
+      <w:rPr>
+        <w:rFonts w:ascii="Courier New" w:hAnsi="Courier New" w:cs="Courier New" w:hint="default"/>
+      </w:rPr>
+    </w:lvl>
+    <w:lvl w:ilvl="5" w:tplc="04090005" w:tentative="1">
+      <w:start w:val="1"/>
+      <w:numFmt w:val="bullet"/>
+      <w:lvlText w:val=""/>
+      <w:lvlJc w:val="left"/>
+      <w:pPr>
+        <w:ind w:left="3960" w:hanging="360"/>
+      </w:pPr>
+      <w:rPr>
+        <w:rFonts w:ascii="Wingdings" w:hAnsi="Wingdings" w:hint="default"/>
+      </w:rPr>
+    </w:lvl>
+    <w:lvl w:ilvl="6" w:tplc="04090001" w:tentative="1">
+      <w:start w:val="1"/>
+      <w:numFmt w:val="bullet"/>
+      <w:lvlText w:val=""/>
+      <w:lvlJc w:val="left"/>
+      <w:pPr>
+        <w:ind w:left="4680" w:hanging="360"/>
+      </w:pPr>
+      <w:rPr>
+        <w:rFonts w:ascii="Symbol" w:hAnsi="Symbol" w:hint="default"/>
+      </w:rPr>
+    </w:lvl>
+    <w:lvl w:ilvl="7" w:tplc="04090003" w:tentative="1">
+      <w:start w:val="1"/>
+      <w:numFmt w:val="bullet"/>
+      <w:lvlText w:val="o"/>
+      <w:lvlJc w:val="left"/>
+      <w:pPr>
+        <w:ind w:left="5400" w:hanging="360"/>
+      </w:pPr>
+      <w:rPr>
+        <w:rFonts w:ascii="Courier New" w:hAnsi="Courier New" w:cs="Courier New" w:hint="default"/>
+      </w:rPr>
+    </w:lvl>
+    <w:lvl w:ilvl="8" w:tplc="04090005" w:tentative="1">
+      <w:start w:val="1"/>
+      <w:numFmt w:val="bullet"/>
+      <w:lvlText w:val=""/>
+      <w:lvlJc w:val="left"/>
+      <w:pPr>
+        <w:ind w:left="6120" w:hanging="360"/>
+      </w:pPr>
+      <w:rPr>
+        <w:rFonts w:ascii="Wingdings" w:hAnsi="Wingdings" w:hint="default"/>
+      </w:rPr>
+    </w:lvl>
+  </w:abstractNum>
+  <w:abstractNum w:abstractNumId="3" w15:restartNumberingAfterBreak="0">
+    <w:nsid w:val="73A83237"/>
+    <w:multiLevelType w:val="hybridMultilevel"/>
+    <w:tmpl w:val="4F224D9C"/>
+    <w:lvl w:ilvl="0" w:tplc="04090001">
+      <w:start w:val="1"/>
+      <w:numFmt w:val="bullet"/>
+      <w:lvlText w:val=""/>
+      <w:lvlJc w:val="left"/>
+      <w:pPr>
+        <w:ind w:left="360" w:hanging="360"/>
+      </w:pPr>
+      <w:rPr>
+        <w:rFonts w:ascii="Symbol" w:hAnsi="Symbol" w:hint="default"/>
+      </w:rPr>
+    </w:lvl>
+    <w:lvl w:ilvl="1" w:tplc="04090003" w:tentative="1">
+      <w:start w:val="1"/>
+      <w:numFmt w:val="bullet"/>
+      <w:lvlText w:val="o"/>
+      <w:lvlJc w:val="left"/>
+      <w:pPr>
+        <w:ind w:left="1080" w:hanging="360"/>
+      </w:pPr>
+      <w:rPr>
+        <w:rFonts w:ascii="Courier New" w:hAnsi="Courier New" w:cs="Courier New" w:hint="default"/>
+      </w:rPr>
+    </w:lvl>
+    <w:lvl w:ilvl="2" w:tplc="04090005" w:tentative="1">
+      <w:start w:val="1"/>
+      <w:numFmt w:val="bullet"/>
+      <w:lvlText w:val=""/>
+      <w:lvlJc w:val="left"/>
+      <w:pPr>
+        <w:ind w:left="1800" w:hanging="360"/>
+      </w:pPr>
+      <w:rPr>
+        <w:rFonts w:ascii="Wingdings" w:hAnsi="Wingdings" w:hint="default"/>
+      </w:rPr>
+    </w:lvl>
+    <w:lvl w:ilvl="3" w:tplc="04090001" w:tentative="1">
+      <w:start w:val="1"/>
+      <w:numFmt w:val="bullet"/>
+      <w:lvlText w:val=""/>
+      <w:lvlJc w:val="left"/>
+      <w:pPr>
+        <w:ind w:left="2520" w:hanging="360"/>
+      </w:pPr>
+      <w:rPr>
+        <w:rFonts w:ascii="Symbol" w:hAnsi="Symbol" w:hint="default"/>
+      </w:rPr>
+    </w:lvl>
+    <w:lvl w:ilvl="4" w:tplc="04090003" w:tentative="1">
+      <w:start w:val="1"/>
+      <w:numFmt w:val="bullet"/>
+      <w:lvlText w:val="o"/>
+      <w:lvlJc w:val="left"/>
+      <w:pPr>
+        <w:ind w:left="3240" w:hanging="360"/>
+      </w:pPr>
+      <w:rPr>
+        <w:rFonts w:ascii="Courier New" w:hAnsi="Courier New" w:cs="Courier New" w:hint="default"/>
+      </w:rPr>
+    </w:lvl>
+    <w:lvl w:ilvl="5" w:tplc="04090005" w:tentative="1">
+      <w:start w:val="1"/>
+      <w:numFmt w:val="bullet"/>
+      <w:lvlText w:val=""/>
+      <w:lvlJc w:val="left"/>
+      <w:pPr>
+        <w:ind w:left="3960" w:hanging="360"/>
+      </w:pPr>
+      <w:rPr>
+        <w:rFonts w:ascii="Wingdings" w:hAnsi="Wingdings" w:hint="default"/>
+      </w:rPr>
+    </w:lvl>
+    <w:lvl w:ilvl="6" w:tplc="04090001" w:tentative="1">
+      <w:start w:val="1"/>
+      <w:numFmt w:val="bullet"/>
+      <w:lvlText w:val=""/>
+      <w:lvlJc w:val="left"/>
+      <w:pPr>
+        <w:ind w:left="4680" w:hanging="360"/>
+      </w:pPr>
+      <w:rPr>
+        <w:rFonts w:ascii="Symbol" w:hAnsi="Symbol" w:hint="default"/>
+      </w:rPr>
+    </w:lvl>
+    <w:lvl w:ilvl="7" w:tplc="04090003" w:tentative="1">
+      <w:start w:val="1"/>
+      <w:numFmt w:val="bullet"/>
+      <w:lvlText w:val="o"/>
+      <w:lvlJc w:val="left"/>
+      <w:pPr>
+        <w:ind w:left="5400" w:hanging="360"/>
+      </w:pPr>
+      <w:rPr>
+        <w:rFonts w:ascii="Courier New" w:hAnsi="Courier New" w:cs="Courier New" w:hint="default"/>
+      </w:rPr>
+    </w:lvl>
+    <w:lvl w:ilvl="8" w:tplc="04090005" w:tentative="1">
+      <w:start w:val="1"/>
+      <w:numFmt w:val="bullet"/>
+      <w:lvlText w:val=""/>
+      <w:lvlJc w:val="left"/>
+      <w:pPr>
+        <w:ind w:left="6120" w:hanging="360"/>
+      </w:pPr>
+      <w:rPr>
+        <w:rFonts w:ascii="Wingdings" w:hAnsi="Wingdings" w:hint="default"/>
+      </w:rPr>
+    </w:lvl>
+  </w:abstractNum>
   <w:num w:numId="1" w16cid:durableId="6566770">
-    <w:abstractNumId w:val="1"/>
+    <w:abstractNumId w:val="2"/>
   </w:num>
   <w:num w:numId="2" w16cid:durableId="936602007">
     <w:abstractNumId w:val="0"/>
+  </w:num>
+  <w:num w:numId="3" w16cid:durableId="1757437994">
+    <w:abstractNumId w:val="3"/>
+  </w:num>
+  <w:num w:numId="4" w16cid:durableId="1646660185">
+    <w:abstractNumId w:val="1"/>
   </w:num>
 </w:numbering>
 </file>
